--- a/backend/app/templates/docx/bill_contract.docx
+++ b/backend/app/templates/docx/bill_contract.docx
@@ -2,47 +2,1051 @@
 <file path=word/document.xml><?xml version="1.0" encoding="utf-8"?>
 <w:document xmlns:wpc="http://schemas.microsoft.com/office/word/2010/wordprocessingCanvas" xmlns:mo="http://schemas.microsoft.com/office/mac/office/2008/main" xmlns:mc="http://schemas.openxmlformats.org/markup-compatibility/2006" xmlns:mv="urn:schemas-microsoft-com:mac:vml" xmlns:o="urn:schemas-microsoft-com:office:office" xmlns:r="http://schemas.openxmlformats.org/officeDocument/2006/relationships" xmlns:m="http://schemas.openxmlformats.org/officeDocument/2006/math" xmlns:v="urn:schemas-microsoft-com:vml" xmlns:wp14="http://schemas.microsoft.com/office/word/2010/wordprocessingDrawing" xmlns:wp="http://schemas.openxmlformats.org/drawingml/2006/wordprocessingDrawing" xmlns:w10="urn:schemas-microsoft-com:office:word" xmlns:w="http://schemas.openxmlformats.org/wordprocessingml/2006/main" xmlns:w14="http://schemas.microsoft.com/office/word/2010/wordml" xmlns:wpg="http://schemas.microsoft.com/office/word/2010/wordprocessingGroup" xmlns:wpi="http://schemas.microsoft.com/office/word/2010/wordprocessingInk" xmlns:wne="http://schemas.microsoft.com/office/word/2006/wordml" xmlns:wps="http://schemas.microsoft.com/office/word/2010/wordprocessingShape" mc:Ignorable="w14 wp14">
   <w:body>
+    <w:tbl>
+      <w:tblPr>
+        <w:tblStyle w:val="TableGrid"/>
+        <w:tblW w:type="auto" w:w="0"/>
+        <w:tblLook w:firstColumn="1" w:firstRow="1" w:lastColumn="0" w:lastRow="0" w:noHBand="0" w:noVBand="1" w:val="04A0"/>
+      </w:tblPr>
+      <w:tblGrid>
+        <w:gridCol w:w="2160"/>
+        <w:gridCol w:w="2160"/>
+        <w:gridCol w:w="2160"/>
+        <w:gridCol w:w="2160"/>
+      </w:tblGrid>
+      <w:tr>
+        <w:tc>
+          <w:tcPr>
+            <w:tcW w:type="dxa" w:w="4320"/>
+            <w:gridSpan w:val="2"/>
+          </w:tcPr>
+          <w:p>
+            <w:pPr>
+              <w:ind w:firstLine="0"/>
+            </w:pPr>
+            <w:r/>
+            <w:r>
+              <w:rPr>
+                <w:rFonts w:ascii="Times New Roman" w:hAnsi="Times New Roman" w:cs="Times New Roman" w:eastAsia="Times New Roman"/>
+                <w:rFonts w:ascii="Times New Roman" w:hAnsi="Times New Roman"/>
+                <w:b w:val="0"/>
+                <w:sz w:val="24"/>
+              </w:rPr>
+              <w:t>{{ seller_company.bank_name }}</w:t>
+            </w:r>
+          </w:p>
+        </w:tc>
+        <w:tc>
+          <w:tcPr>
+            <w:tcW w:type="dxa" w:w="2160"/>
+          </w:tcPr>
+          <w:p>
+            <w:pPr>
+              <w:ind w:firstLine="0"/>
+            </w:pPr>
+            <w:r/>
+            <w:r>
+              <w:rPr>
+                <w:rFonts w:ascii="Times New Roman" w:hAnsi="Times New Roman" w:cs="Times New Roman" w:eastAsia="Times New Roman"/>
+                <w:rFonts w:ascii="Times New Roman" w:hAnsi="Times New Roman"/>
+                <w:b/>
+                <w:sz w:val="24"/>
+              </w:rPr>
+              <w:t>БИК</w:t>
+            </w:r>
+          </w:p>
+        </w:tc>
+        <w:tc>
+          <w:tcPr>
+            <w:tcW w:type="dxa" w:w="2160"/>
+          </w:tcPr>
+          <w:p>
+            <w:pPr>
+              <w:ind w:firstLine="0"/>
+            </w:pPr>
+            <w:r/>
+            <w:r>
+              <w:rPr>
+                <w:rFonts w:ascii="Times New Roman" w:hAnsi="Times New Roman" w:cs="Times New Roman" w:eastAsia="Times New Roman"/>
+                <w:rFonts w:ascii="Times New Roman" w:hAnsi="Times New Roman"/>
+                <w:b w:val="0"/>
+                <w:sz w:val="24"/>
+              </w:rPr>
+              <w:t>{{ seller_company.bic }}</w:t>
+            </w:r>
+          </w:p>
+        </w:tc>
+      </w:tr>
+      <w:tr>
+        <w:tc>
+          <w:tcPr>
+            <w:tcW w:type="dxa" w:w="4320"/>
+            <w:gridSpan w:val="2"/>
+          </w:tcPr>
+          <w:p>
+            <w:pPr>
+              <w:ind w:firstLine="0"/>
+            </w:pPr>
+            <w:r/>
+            <w:r>
+              <w:rPr>
+                <w:rFonts w:ascii="Times New Roman" w:hAnsi="Times New Roman" w:cs="Times New Roman" w:eastAsia="Times New Roman"/>
+                <w:rFonts w:ascii="Times New Roman" w:hAnsi="Times New Roman"/>
+                <w:b w:val="0"/>
+                <w:sz w:val="24"/>
+              </w:rPr>
+              <w:t>Банк получателя</w:t>
+            </w:r>
+          </w:p>
+        </w:tc>
+        <w:tc>
+          <w:tcPr>
+            <w:tcW w:type="dxa" w:w="2160"/>
+          </w:tcPr>
+          <w:p>
+            <w:pPr>
+              <w:ind w:firstLine="0"/>
+            </w:pPr>
+            <w:r/>
+            <w:r>
+              <w:rPr>
+                <w:rFonts w:ascii="Times New Roman" w:hAnsi="Times New Roman" w:cs="Times New Roman" w:eastAsia="Times New Roman"/>
+                <w:rFonts w:ascii="Times New Roman" w:hAnsi="Times New Roman"/>
+                <w:b/>
+                <w:sz w:val="24"/>
+              </w:rPr>
+              <w:t>Сч. №</w:t>
+            </w:r>
+          </w:p>
+        </w:tc>
+        <w:tc>
+          <w:tcPr>
+            <w:tcW w:type="dxa" w:w="2160"/>
+          </w:tcPr>
+          <w:p>
+            <w:pPr>
+              <w:ind w:firstLine="0"/>
+            </w:pPr>
+            <w:r/>
+            <w:r>
+              <w:rPr>
+                <w:rFonts w:ascii="Times New Roman" w:hAnsi="Times New Roman" w:cs="Times New Roman" w:eastAsia="Times New Roman"/>
+                <w:rFonts w:ascii="Times New Roman" w:hAnsi="Times New Roman"/>
+                <w:b w:val="0"/>
+                <w:sz w:val="24"/>
+              </w:rPr>
+              <w:t>{{ seller_company.correspondent_bank_account }}</w:t>
+            </w:r>
+          </w:p>
+        </w:tc>
+      </w:tr>
+      <w:tr>
+        <w:tc>
+          <w:tcPr>
+            <w:tcW w:type="dxa" w:w="2160"/>
+          </w:tcPr>
+          <w:p>
+            <w:pPr>
+              <w:ind w:firstLine="0"/>
+            </w:pPr>
+            <w:r/>
+            <w:r>
+              <w:rPr>
+                <w:rFonts w:ascii="Times New Roman" w:hAnsi="Times New Roman" w:cs="Times New Roman" w:eastAsia="Times New Roman"/>
+                <w:rFonts w:ascii="Times New Roman" w:hAnsi="Times New Roman"/>
+                <w:b w:val="0"/>
+                <w:sz w:val="24"/>
+              </w:rPr>
+              <w:t>ИНН {{ seller_company.inn }}</w:t>
+            </w:r>
+          </w:p>
+        </w:tc>
+        <w:tc>
+          <w:tcPr>
+            <w:tcW w:type="dxa" w:w="2160"/>
+          </w:tcPr>
+          <w:p>
+            <w:pPr>
+              <w:ind w:firstLine="0"/>
+            </w:pPr>
+            <w:r/>
+            <w:r>
+              <w:rPr>
+                <w:rFonts w:ascii="Times New Roman" w:hAnsi="Times New Roman" w:cs="Times New Roman" w:eastAsia="Times New Roman"/>
+                <w:rFonts w:ascii="Times New Roman" w:hAnsi="Times New Roman"/>
+                <w:b w:val="0"/>
+                <w:sz w:val="24"/>
+              </w:rPr>
+              <w:t>КПП {{ seller_company.kpp }}</w:t>
+            </w:r>
+          </w:p>
+        </w:tc>
+        <w:tc>
+          <w:tcPr>
+            <w:tcW w:type="dxa" w:w="2160"/>
+          </w:tcPr>
+          <w:p>
+            <w:pPr>
+              <w:ind w:firstLine="0"/>
+            </w:pPr>
+            <w:r/>
+            <w:r>
+              <w:rPr>
+                <w:rFonts w:ascii="Times New Roman" w:hAnsi="Times New Roman" w:cs="Times New Roman" w:eastAsia="Times New Roman"/>
+                <w:rFonts w:ascii="Times New Roman" w:hAnsi="Times New Roman"/>
+                <w:b/>
+                <w:sz w:val="24"/>
+              </w:rPr>
+              <w:t>Сч. №</w:t>
+            </w:r>
+          </w:p>
+        </w:tc>
+        <w:tc>
+          <w:tcPr>
+            <w:tcW w:type="dxa" w:w="2160"/>
+          </w:tcPr>
+          <w:p>
+            <w:pPr>
+              <w:ind w:firstLine="0"/>
+            </w:pPr>
+            <w:r/>
+            <w:r>
+              <w:rPr>
+                <w:rFonts w:ascii="Times New Roman" w:hAnsi="Times New Roman" w:cs="Times New Roman" w:eastAsia="Times New Roman"/>
+                <w:rFonts w:ascii="Times New Roman" w:hAnsi="Times New Roman"/>
+                <w:b w:val="0"/>
+                <w:sz w:val="24"/>
+              </w:rPr>
+              <w:t>{{ seller_company.account_number }}</w:t>
+            </w:r>
+          </w:p>
+        </w:tc>
+      </w:tr>
+      <w:tr>
+        <w:tc>
+          <w:tcPr>
+            <w:tcW w:type="dxa" w:w="8640"/>
+            <w:gridSpan w:val="4"/>
+          </w:tcPr>
+          <w:p>
+            <w:pPr>
+              <w:ind w:firstLine="0"/>
+            </w:pPr>
+            <w:r/>
+            <w:r>
+              <w:rPr>
+                <w:rFonts w:ascii="Times New Roman" w:hAnsi="Times New Roman" w:cs="Times New Roman" w:eastAsia="Times New Roman"/>
+                <w:rFonts w:ascii="Times New Roman" w:hAnsi="Times New Roman"/>
+                <w:b w:val="0"/>
+                <w:sz w:val="24"/>
+              </w:rPr>
+              <w:t>{{ seller_company.company_type }} {{ seller_company.company_name }}</w:t>
+              <w:br/>
+              <w:t>Получатель</w:t>
+            </w:r>
+          </w:p>
+        </w:tc>
+      </w:tr>
+    </w:tbl>
+    <w:p/>
     <w:p>
       <w:pPr>
-        <w:pStyle w:val="Title"/>
+        <w:ind w:firstLine="0"/>
+        <w:jc w:val="center"/>
       </w:pPr>
       <w:r>
-        <w:t>Счёт (договор)</w:t>
+        <w:rPr>
+          <w:rFonts w:ascii="Times New Roman" w:hAnsi="Times New Roman" w:cs="Times New Roman" w:eastAsia="Times New Roman"/>
+          <w:rFonts w:ascii="Times New Roman" w:hAnsi="Times New Roman"/>
+          <w:b/>
+          <w:sz w:val="24"/>
+        </w:rPr>
+        <w:t>Счет-договор № {{ bill_number }} от {{ bill_date_fmt }} г.</w:t>
       </w:r>
     </w:p>
     <w:p>
       <w:r>
-        <w:t>Покупатель: {{ buyer_company.company_name }}, ИНН {{ buyer_company.inn }}, {{ buyer_company.legal_address }}</w:t>
+        <w:rPr>
+          <w:rFonts w:ascii="Times New Roman" w:hAnsi="Times New Roman" w:cs="Times New Roman" w:eastAsia="Times New Roman"/>
+          <w:rFonts w:ascii="Times New Roman" w:hAnsi="Times New Roman"/>
+          <w:b w:val="0"/>
+          <w:sz w:val="24"/>
+        </w:rPr>
+        <w:t>Поставщик (исполнитель): {{ seller_party_line }}</w:t>
       </w:r>
     </w:p>
     <w:p>
       <w:r>
-        <w:t>Продавец: {{ seller_company.company_name }}, ИНН {{ seller_company.inn }}, {{ seller_company.legal_address }}</w:t>
+        <w:rPr>
+          <w:rFonts w:ascii="Times New Roman" w:hAnsi="Times New Roman" w:cs="Times New Roman" w:eastAsia="Times New Roman"/>
+          <w:rFonts w:ascii="Times New Roman" w:hAnsi="Times New Roman"/>
+          <w:b w:val="0"/>
+          <w:sz w:val="24"/>
+        </w:rPr>
+        <w:t>Покупатель (заказчик): {{ buyer_party_line }}</w:t>
       </w:r>
     </w:p>
     <w:p>
       <w:r>
-        <w:t>{% if bill %}Счёт № {{ bill.number }}{% else %}Счёт (не заполнен){% endif %} от {{ bill_date_fmt }}</w:t>
+        <w:rPr>
+          <w:rFonts w:ascii="Times New Roman" w:hAnsi="Times New Roman" w:cs="Times New Roman" w:eastAsia="Times New Roman"/>
+          <w:rFonts w:ascii="Times New Roman" w:hAnsi="Times New Roman"/>
+          <w:b w:val="0"/>
+          <w:sz w:val="24"/>
+        </w:rPr>
+        <w:t>{% if bill.reason %}Основание: {{ bill.reason }}{% endif %}</w:t>
+      </w:r>
+    </w:p>
+    <w:tbl>
+      <w:tblPr>
+        <w:tblStyle w:val="TableGrid"/>
+        <w:tblW w:type="auto" w:w="0"/>
+        <w:tblLook w:firstColumn="1" w:firstRow="1" w:lastColumn="0" w:lastRow="0" w:noHBand="0" w:noVBand="1" w:val="04A0"/>
+      </w:tblPr>
+      <w:tblGrid>
+        <w:gridCol w:w="1234"/>
+        <w:gridCol w:w="1234"/>
+        <w:gridCol w:w="1234"/>
+        <w:gridCol w:w="1234"/>
+        <w:gridCol w:w="1234"/>
+        <w:gridCol w:w="1234"/>
+        <w:gridCol w:w="1234"/>
+      </w:tblGrid>
+      <w:tr>
+        <w:tc>
+          <w:tcPr>
+            <w:tcW w:type="dxa" w:w="1234"/>
+          </w:tcPr>
+          <w:p>
+            <w:pPr>
+              <w:ind w:firstLine="0"/>
+            </w:pPr>
+            <w:r/>
+            <w:r>
+              <w:rPr>
+                <w:rFonts w:ascii="Times New Roman" w:hAnsi="Times New Roman" w:cs="Times New Roman" w:eastAsia="Times New Roman"/>
+                <w:rFonts w:ascii="Times New Roman" w:hAnsi="Times New Roman"/>
+                <w:b/>
+                <w:sz w:val="24"/>
+              </w:rPr>
+              <w:t>№</w:t>
+            </w:r>
+          </w:p>
+        </w:tc>
+        <w:tc>
+          <w:tcPr>
+            <w:tcW w:type="dxa" w:w="1234"/>
+          </w:tcPr>
+          <w:p>
+            <w:pPr>
+              <w:ind w:firstLine="0"/>
+            </w:pPr>
+            <w:r/>
+            <w:r>
+              <w:rPr>
+                <w:rFonts w:ascii="Times New Roman" w:hAnsi="Times New Roman" w:cs="Times New Roman" w:eastAsia="Times New Roman"/>
+                <w:rFonts w:ascii="Times New Roman" w:hAnsi="Times New Roman"/>
+                <w:b/>
+                <w:sz w:val="24"/>
+              </w:rPr>
+              <w:t>Название продукта</w:t>
+            </w:r>
+          </w:p>
+        </w:tc>
+        <w:tc>
+          <w:tcPr>
+            <w:tcW w:type="dxa" w:w="1234"/>
+          </w:tcPr>
+          <w:p>
+            <w:pPr>
+              <w:ind w:firstLine="0"/>
+            </w:pPr>
+            <w:r/>
+            <w:r>
+              <w:rPr>
+                <w:rFonts w:ascii="Times New Roman" w:hAnsi="Times New Roman" w:cs="Times New Roman" w:eastAsia="Times New Roman"/>
+                <w:rFonts w:ascii="Times New Roman" w:hAnsi="Times New Roman"/>
+                <w:b/>
+                <w:sz w:val="24"/>
+              </w:rPr>
+              <w:t>Артикул</w:t>
+            </w:r>
+          </w:p>
+        </w:tc>
+        <w:tc>
+          <w:tcPr>
+            <w:tcW w:type="dxa" w:w="1234"/>
+          </w:tcPr>
+          <w:p>
+            <w:pPr>
+              <w:ind w:firstLine="0"/>
+            </w:pPr>
+            <w:r/>
+            <w:r>
+              <w:rPr>
+                <w:rFonts w:ascii="Times New Roman" w:hAnsi="Times New Roman" w:cs="Times New Roman" w:eastAsia="Times New Roman"/>
+                <w:rFonts w:ascii="Times New Roman" w:hAnsi="Times New Roman"/>
+                <w:b/>
+                <w:sz w:val="24"/>
+              </w:rPr>
+              <w:t>Кол-во</w:t>
+            </w:r>
+          </w:p>
+        </w:tc>
+        <w:tc>
+          <w:tcPr>
+            <w:tcW w:type="dxa" w:w="1234"/>
+          </w:tcPr>
+          <w:p>
+            <w:pPr>
+              <w:ind w:firstLine="0"/>
+            </w:pPr>
+            <w:r/>
+            <w:r>
+              <w:rPr>
+                <w:rFonts w:ascii="Times New Roman" w:hAnsi="Times New Roman" w:cs="Times New Roman" w:eastAsia="Times New Roman"/>
+                <w:rFonts w:ascii="Times New Roman" w:hAnsi="Times New Roman"/>
+                <w:b/>
+                <w:sz w:val="24"/>
+              </w:rPr>
+              <w:t>Ед. изм.</w:t>
+            </w:r>
+          </w:p>
+        </w:tc>
+        <w:tc>
+          <w:tcPr>
+            <w:tcW w:type="dxa" w:w="1234"/>
+          </w:tcPr>
+          <w:p>
+            <w:pPr>
+              <w:ind w:firstLine="0"/>
+            </w:pPr>
+            <w:r/>
+            <w:r>
+              <w:rPr>
+                <w:rFonts w:ascii="Times New Roman" w:hAnsi="Times New Roman" w:cs="Times New Roman" w:eastAsia="Times New Roman"/>
+                <w:rFonts w:ascii="Times New Roman" w:hAnsi="Times New Roman"/>
+                <w:b/>
+                <w:sz w:val="24"/>
+              </w:rPr>
+              <w:t>Цена</w:t>
+            </w:r>
+          </w:p>
+        </w:tc>
+        <w:tc>
+          <w:tcPr>
+            <w:tcW w:type="dxa" w:w="1234"/>
+          </w:tcPr>
+          <w:p>
+            <w:pPr>
+              <w:ind w:firstLine="0"/>
+            </w:pPr>
+            <w:r/>
+            <w:r>
+              <w:rPr>
+                <w:rFonts w:ascii="Times New Roman" w:hAnsi="Times New Roman" w:cs="Times New Roman" w:eastAsia="Times New Roman"/>
+                <w:rFonts w:ascii="Times New Roman" w:hAnsi="Times New Roman"/>
+                <w:b/>
+                <w:sz w:val="24"/>
+              </w:rPr>
+              <w:t>Сумма</w:t>
+            </w:r>
+          </w:p>
+        </w:tc>
+      </w:tr>
+      <w:tr>
+        <w:tc>
+          <w:tcPr>
+            <w:tcW w:type="dxa" w:w="1234"/>
+          </w:tcPr>
+          <w:p>
+            <w:pPr>
+              <w:ind w:firstLine="0"/>
+            </w:pPr>
+            <w:r/>
+            <w:r>
+              <w:rPr>
+                <w:rFonts w:ascii="Times New Roman" w:hAnsi="Times New Roman" w:cs="Times New Roman" w:eastAsia="Times New Roman"/>
+                <w:rFonts w:ascii="Times New Roman" w:hAnsi="Times New Roman"/>
+                <w:b w:val="0"/>
+                <w:sz w:val="24"/>
+              </w:rPr>
+              <w:t>{%tr for item in items %}</w:t>
+            </w:r>
+          </w:p>
+        </w:tc>
+        <w:tc>
+          <w:tcPr>
+            <w:tcW w:type="dxa" w:w="1234"/>
+          </w:tcPr>
+          <w:p/>
+        </w:tc>
+        <w:tc>
+          <w:tcPr>
+            <w:tcW w:type="dxa" w:w="1234"/>
+          </w:tcPr>
+          <w:p/>
+        </w:tc>
+        <w:tc>
+          <w:tcPr>
+            <w:tcW w:type="dxa" w:w="1234"/>
+          </w:tcPr>
+          <w:p/>
+        </w:tc>
+        <w:tc>
+          <w:tcPr>
+            <w:tcW w:type="dxa" w:w="1234"/>
+          </w:tcPr>
+          <w:p/>
+        </w:tc>
+        <w:tc>
+          <w:tcPr>
+            <w:tcW w:type="dxa" w:w="1234"/>
+          </w:tcPr>
+          <w:p/>
+        </w:tc>
+        <w:tc>
+          <w:tcPr>
+            <w:tcW w:type="dxa" w:w="1234"/>
+          </w:tcPr>
+          <w:p/>
+        </w:tc>
+      </w:tr>
+      <w:tr>
+        <w:tc>
+          <w:tcPr>
+            <w:tcW w:type="dxa" w:w="1234"/>
+          </w:tcPr>
+          <w:p>
+            <w:pPr>
+              <w:ind w:firstLine="0"/>
+            </w:pPr>
+            <w:r/>
+            <w:r>
+              <w:rPr>
+                <w:rFonts w:ascii="Times New Roman" w:hAnsi="Times New Roman" w:cs="Times New Roman" w:eastAsia="Times New Roman"/>
+                <w:rFonts w:ascii="Times New Roman" w:hAnsi="Times New Roman"/>
+                <w:b w:val="0"/>
+                <w:sz w:val="24"/>
+              </w:rPr>
+              <w:t>{{ loop.index }}</w:t>
+            </w:r>
+          </w:p>
+        </w:tc>
+        <w:tc>
+          <w:tcPr>
+            <w:tcW w:type="dxa" w:w="1234"/>
+          </w:tcPr>
+          <w:p>
+            <w:pPr>
+              <w:ind w:firstLine="0"/>
+            </w:pPr>
+            <w:r/>
+            <w:r>
+              <w:rPr>
+                <w:rFonts w:ascii="Times New Roman" w:hAnsi="Times New Roman" w:cs="Times New Roman" w:eastAsia="Times New Roman"/>
+                <w:rFonts w:ascii="Times New Roman" w:hAnsi="Times New Roman"/>
+                <w:b w:val="0"/>
+                <w:sz w:val="24"/>
+              </w:rPr>
+              <w:t>{{ item.product_name }}</w:t>
+            </w:r>
+          </w:p>
+        </w:tc>
+        <w:tc>
+          <w:tcPr>
+            <w:tcW w:type="dxa" w:w="1234"/>
+          </w:tcPr>
+          <w:p>
+            <w:pPr>
+              <w:ind w:firstLine="0"/>
+            </w:pPr>
+            <w:r/>
+            <w:r>
+              <w:rPr>
+                <w:rFonts w:ascii="Times New Roman" w:hAnsi="Times New Roman" w:cs="Times New Roman" w:eastAsia="Times New Roman"/>
+                <w:rFonts w:ascii="Times New Roman" w:hAnsi="Times New Roman"/>
+                <w:b w:val="0"/>
+                <w:sz w:val="24"/>
+              </w:rPr>
+              <w:t>{{ item.product_article }}</w:t>
+            </w:r>
+          </w:p>
+        </w:tc>
+        <w:tc>
+          <w:tcPr>
+            <w:tcW w:type="dxa" w:w="1234"/>
+          </w:tcPr>
+          <w:p>
+            <w:pPr>
+              <w:ind w:firstLine="0"/>
+            </w:pPr>
+            <w:r/>
+            <w:r>
+              <w:rPr>
+                <w:rFonts w:ascii="Times New Roman" w:hAnsi="Times New Roman" w:cs="Times New Roman" w:eastAsia="Times New Roman"/>
+                <w:rFonts w:ascii="Times New Roman" w:hAnsi="Times New Roman"/>
+                <w:b w:val="0"/>
+                <w:sz w:val="24"/>
+              </w:rPr>
+              <w:t>{{ item.quantity }}</w:t>
+            </w:r>
+          </w:p>
+        </w:tc>
+        <w:tc>
+          <w:tcPr>
+            <w:tcW w:type="dxa" w:w="1234"/>
+          </w:tcPr>
+          <w:p>
+            <w:pPr>
+              <w:ind w:firstLine="0"/>
+            </w:pPr>
+            <w:r/>
+            <w:r>
+              <w:rPr>
+                <w:rFonts w:ascii="Times New Roman" w:hAnsi="Times New Roman" w:cs="Times New Roman" w:eastAsia="Times New Roman"/>
+                <w:rFonts w:ascii="Times New Roman" w:hAnsi="Times New Roman"/>
+                <w:b w:val="0"/>
+                <w:sz w:val="24"/>
+              </w:rPr>
+              <w:t>{{ item.unit_of_measurement }}</w:t>
+            </w:r>
+          </w:p>
+        </w:tc>
+        <w:tc>
+          <w:tcPr>
+            <w:tcW w:type="dxa" w:w="1234"/>
+          </w:tcPr>
+          <w:p>
+            <w:pPr>
+              <w:ind w:firstLine="0"/>
+            </w:pPr>
+            <w:r/>
+            <w:r>
+              <w:rPr>
+                <w:rFonts w:ascii="Times New Roman" w:hAnsi="Times New Roman" w:cs="Times New Roman" w:eastAsia="Times New Roman"/>
+                <w:rFonts w:ascii="Times New Roman" w:hAnsi="Times New Roman"/>
+                <w:b w:val="0"/>
+                <w:sz w:val="24"/>
+              </w:rPr>
+              <w:t>{{ item.price }}</w:t>
+            </w:r>
+          </w:p>
+        </w:tc>
+        <w:tc>
+          <w:tcPr>
+            <w:tcW w:type="dxa" w:w="1234"/>
+          </w:tcPr>
+          <w:p>
+            <w:pPr>
+              <w:ind w:firstLine="0"/>
+            </w:pPr>
+            <w:r/>
+            <w:r>
+              <w:rPr>
+                <w:rFonts w:ascii="Times New Roman" w:hAnsi="Times New Roman" w:cs="Times New Roman" w:eastAsia="Times New Roman"/>
+                <w:rFonts w:ascii="Times New Roman" w:hAnsi="Times New Roman"/>
+                <w:b w:val="0"/>
+                <w:sz w:val="24"/>
+              </w:rPr>
+              <w:t>{{ item.amount }}</w:t>
+            </w:r>
+          </w:p>
+        </w:tc>
+      </w:tr>
+      <w:tr>
+        <w:tc>
+          <w:tcPr>
+            <w:tcW w:type="dxa" w:w="1234"/>
+          </w:tcPr>
+          <w:p>
+            <w:pPr>
+              <w:ind w:firstLine="0"/>
+            </w:pPr>
+            <w:r/>
+            <w:r>
+              <w:rPr>
+                <w:rFonts w:ascii="Times New Roman" w:hAnsi="Times New Roman" w:cs="Times New Roman" w:eastAsia="Times New Roman"/>
+                <w:rFonts w:ascii="Times New Roman" w:hAnsi="Times New Roman"/>
+                <w:b w:val="0"/>
+                <w:sz w:val="24"/>
+              </w:rPr>
+              <w:t>{%tr endfor %}</w:t>
+            </w:r>
+          </w:p>
+        </w:tc>
+        <w:tc>
+          <w:tcPr>
+            <w:tcW w:type="dxa" w:w="1234"/>
+          </w:tcPr>
+          <w:p/>
+        </w:tc>
+        <w:tc>
+          <w:tcPr>
+            <w:tcW w:type="dxa" w:w="1234"/>
+          </w:tcPr>
+          <w:p/>
+        </w:tc>
+        <w:tc>
+          <w:tcPr>
+            <w:tcW w:type="dxa" w:w="1234"/>
+          </w:tcPr>
+          <w:p/>
+        </w:tc>
+        <w:tc>
+          <w:tcPr>
+            <w:tcW w:type="dxa" w:w="1234"/>
+          </w:tcPr>
+          <w:p/>
+        </w:tc>
+        <w:tc>
+          <w:tcPr>
+            <w:tcW w:type="dxa" w:w="1234"/>
+          </w:tcPr>
+          <w:p/>
+        </w:tc>
+        <w:tc>
+          <w:tcPr>
+            <w:tcW w:type="dxa" w:w="1234"/>
+          </w:tcPr>
+          <w:p/>
+        </w:tc>
+      </w:tr>
+    </w:tbl>
+    <w:p/>
+    <w:p>
+      <w:r>
+        <w:rPr>
+          <w:rFonts w:ascii="Times New Roman" w:hAnsi="Times New Roman" w:cs="Times New Roman" w:eastAsia="Times New Roman"/>
+          <w:rFonts w:ascii="Times New Roman" w:hAnsi="Times New Roman"/>
+          <w:b w:val="0"/>
+          <w:sz w:val="24"/>
+        </w:rPr>
+        <w:t>Итого: {{ total_amount_excl_vat }}</w:t>
       </w:r>
     </w:p>
     <w:p>
       <w:r>
-        <w:t>Позиции:</w:t>
+        <w:rPr>
+          <w:rFonts w:ascii="Times New Roman" w:hAnsi="Times New Roman" w:cs="Times New Roman" w:eastAsia="Times New Roman"/>
+          <w:rFonts w:ascii="Times New Roman" w:hAnsi="Times New Roman"/>
+          <w:b w:val="0"/>
+          <w:sz w:val="24"/>
+        </w:rPr>
+        <w:t>В том числе НДС: {% if bill.show_vat_row %}{{ bill.vat_amount_display }}{% endif %}</w:t>
       </w:r>
     </w:p>
     <w:p>
       <w:r>
-        <w:t>{% for item in items %}{{ loop.index }}. {{ item.product_name }} — {{ item.quantity }} {{ item.unit_of_measurement }} × {{ item.price }} = {{ item.amount }}; {% endfor %}</w:t>
+        <w:rPr>
+          <w:rFonts w:ascii="Times New Roman" w:hAnsi="Times New Roman" w:cs="Times New Roman" w:eastAsia="Times New Roman"/>
+          <w:rFonts w:ascii="Times New Roman" w:hAnsi="Times New Roman"/>
+          <w:b w:val="0"/>
+          <w:sz w:val="24"/>
+        </w:rPr>
+        <w:t>Всего к оплате: {{ total_amount }}</w:t>
       </w:r>
     </w:p>
     <w:p>
       <w:r>
-        <w:t>НДС: {{ amount_vat_rate }}, итого: {{ total_amount }}</w:t>
+        <w:rPr>
+          <w:rFonts w:ascii="Times New Roman" w:hAnsi="Times New Roman" w:cs="Times New Roman" w:eastAsia="Times New Roman"/>
+          <w:rFonts w:ascii="Times New Roman" w:hAnsi="Times New Roman"/>
+          <w:b w:val="0"/>
+          <w:sz w:val="24"/>
+        </w:rPr>
+        <w:t>Всего наименований: {{ items_count }}, на сумму: {{ total_amount }} руб.</w:t>
       </w:r>
     </w:p>
     <w:p>
       <w:r>
-        <w:t>{% if bill %}{{ bill.additional_info }}{% endif %}</w:t>
+        <w:rPr>
+          <w:rFonts w:ascii="Times New Roman" w:hAnsi="Times New Roman" w:cs="Times New Roman" w:eastAsia="Times New Roman"/>
+          <w:rFonts w:ascii="Times New Roman" w:hAnsi="Times New Roman"/>
+          <w:b w:val="0"/>
+          <w:sz w:val="24"/>
+        </w:rPr>
+        <w:t>{{ total_word }}</w:t>
+      </w:r>
+    </w:p>
+    <w:p>
+      <w:r>
+        <w:rPr>
+          <w:rFonts w:ascii="Times New Roman" w:hAnsi="Times New Roman" w:cs="Times New Roman" w:eastAsia="Times New Roman"/>
+          <w:rFonts w:ascii="Times New Roman" w:hAnsi="Times New Roman"/>
+          <w:b w:val="0"/>
+          <w:sz w:val="24"/>
+        </w:rPr>
+        <w:t>{% if bill.contract_terms_text %}{{ bill.contract_terms_text }}{% endif %}</w:t>
+      </w:r>
+    </w:p>
+    <w:p>
+      <w:pPr>
+        <w:keepNext/>
+        <w:keepLines/>
+        <w:tabs>
+          <w:tab w:pos="5102" w:val="left"/>
+        </w:tabs>
+        <w:spacing w:line="360" w:lineRule="auto"/>
+        <w:ind w:firstLine="0"/>
+      </w:pPr>
+      <w:r>
+        <w:rPr>
+          <w:rFonts w:ascii="Times New Roman" w:hAnsi="Times New Roman" w:cs="Times New Roman" w:eastAsia="Times New Roman"/>
+          <w:rFonts w:ascii="Times New Roman" w:hAnsi="Times New Roman"/>
+          <w:b/>
+          <w:sz w:val="24"/>
+        </w:rPr>
+        <w:t>{% if show_supplier_details %}ПОСТАВЩИК:{% endif %}</w:t>
+      </w:r>
+      <w:r>
+        <w:tab/>
+      </w:r>
+      <w:r>
+        <w:rPr>
+          <w:rFonts w:ascii="Times New Roman" w:hAnsi="Times New Roman" w:cs="Times New Roman" w:eastAsia="Times New Roman"/>
+          <w:rFonts w:ascii="Times New Roman" w:hAnsi="Times New Roman"/>
+          <w:b/>
+          <w:sz w:val="24"/>
+        </w:rPr>
+        <w:t>{% if show_buyer_details %}ПОКУПАТЕЛЬ:{% endif %}</w:t>
+      </w:r>
+    </w:p>
+    <w:p>
+      <w:pPr>
+        <w:keepNext/>
+        <w:keepLines/>
+        <w:tabs>
+          <w:tab w:pos="5102" w:val="left"/>
+        </w:tabs>
+        <w:spacing w:line="360" w:lineRule="auto"/>
+        <w:ind w:firstLine="0"/>
+      </w:pPr>
+      <w:r>
+        <w:rPr>
+          <w:rFonts w:ascii="Times New Roman" w:hAnsi="Times New Roman" w:cs="Times New Roman" w:eastAsia="Times New Roman"/>
+          <w:rFonts w:ascii="Times New Roman" w:hAnsi="Times New Roman"/>
+          <w:b w:val="0"/>
+          <w:sz w:val="24"/>
+        </w:rPr>
+        <w:t>{% if show_supplier_details %}{{ seller_company.company_name }}{% endif %}</w:t>
+      </w:r>
+      <w:r>
+        <w:tab/>
+      </w:r>
+      <w:r>
+        <w:rPr>
+          <w:rFonts w:ascii="Times New Roman" w:hAnsi="Times New Roman" w:cs="Times New Roman" w:eastAsia="Times New Roman"/>
+          <w:rFonts w:ascii="Times New Roman" w:hAnsi="Times New Roman"/>
+          <w:b w:val="0"/>
+          <w:sz w:val="24"/>
+        </w:rPr>
+        <w:t>{% if show_buyer_details %}{{ buyer_company.company_name }}{% endif %}</w:t>
+      </w:r>
+    </w:p>
+    <w:p>
+      <w:pPr>
+        <w:keepNext/>
+        <w:keepLines/>
+        <w:tabs>
+          <w:tab w:pos="5102" w:val="left"/>
+        </w:tabs>
+        <w:spacing w:line="360" w:lineRule="auto"/>
+        <w:ind w:firstLine="0"/>
+      </w:pPr>
+      <w:r>
+        <w:rPr>
+          <w:rFonts w:ascii="Times New Roman" w:hAnsi="Times New Roman" w:cs="Times New Roman" w:eastAsia="Times New Roman"/>
+          <w:rFonts w:ascii="Times New Roman" w:hAnsi="Times New Roman"/>
+          <w:b w:val="0"/>
+          <w:sz w:val="24"/>
+        </w:rPr>
+        <w:t>{% if show_supplier_details %}{{ seller_company.index }} {{ seller_company.legal_address }}{% endif %}</w:t>
+      </w:r>
+      <w:r>
+        <w:tab/>
+      </w:r>
+      <w:r>
+        <w:rPr>
+          <w:rFonts w:ascii="Times New Roman" w:hAnsi="Times New Roman" w:cs="Times New Roman" w:eastAsia="Times New Roman"/>
+          <w:rFonts w:ascii="Times New Roman" w:hAnsi="Times New Roman"/>
+          <w:b w:val="0"/>
+          <w:sz w:val="24"/>
+        </w:rPr>
+        <w:t>{% if show_buyer_details %}{{ buyer_company.index }} {{ buyer_company.legal_address }}{% endif %}</w:t>
+      </w:r>
+    </w:p>
+    <w:p>
+      <w:pPr>
+        <w:keepNext/>
+        <w:keepLines/>
+        <w:tabs>
+          <w:tab w:pos="5102" w:val="left"/>
+        </w:tabs>
+        <w:spacing w:line="360" w:lineRule="auto"/>
+        <w:ind w:firstLine="0"/>
+      </w:pPr>
+      <w:r>
+        <w:rPr>
+          <w:rFonts w:ascii="Times New Roman" w:hAnsi="Times New Roman" w:cs="Times New Roman" w:eastAsia="Times New Roman"/>
+          <w:rFonts w:ascii="Times New Roman" w:hAnsi="Times New Roman"/>
+          <w:b w:val="0"/>
+          <w:sz w:val="24"/>
+        </w:rPr>
+        <w:t>{% if show_supplier_details %}ИНН: {{ seller_company.inn }} КПП: {{ seller_company.kpp }}{% endif %}</w:t>
+      </w:r>
+      <w:r>
+        <w:tab/>
+      </w:r>
+      <w:r>
+        <w:rPr>
+          <w:rFonts w:ascii="Times New Roman" w:hAnsi="Times New Roman" w:cs="Times New Roman" w:eastAsia="Times New Roman"/>
+          <w:rFonts w:ascii="Times New Roman" w:hAnsi="Times New Roman"/>
+          <w:b w:val="0"/>
+          <w:sz w:val="24"/>
+        </w:rPr>
+        <w:t>{% if show_buyer_details %}ИНН: {{ buyer_company.inn }} КПП: {{ buyer_company.kpp }}{% endif %}</w:t>
+      </w:r>
+    </w:p>
+    <w:p>
+      <w:pPr>
+        <w:keepNext/>
+        <w:keepLines/>
+        <w:tabs>
+          <w:tab w:pos="5102" w:val="left"/>
+        </w:tabs>
+        <w:spacing w:line="360" w:lineRule="auto"/>
+        <w:ind w:firstLine="0"/>
+      </w:pPr>
+      <w:r>
+        <w:rPr>
+          <w:rFonts w:ascii="Times New Roman" w:hAnsi="Times New Roman" w:cs="Times New Roman" w:eastAsia="Times New Roman"/>
+          <w:rFonts w:ascii="Times New Roman" w:hAnsi="Times New Roman"/>
+          <w:b w:val="0"/>
+          <w:sz w:val="24"/>
+        </w:rPr>
+        <w:t>{% if show_supplier_details %}Рас/счет №: {{ seller_company.account_number }}{% endif %}</w:t>
+      </w:r>
+      <w:r>
+        <w:tab/>
+      </w:r>
+      <w:r>
+        <w:rPr>
+          <w:rFonts w:ascii="Times New Roman" w:hAnsi="Times New Roman" w:cs="Times New Roman" w:eastAsia="Times New Roman"/>
+          <w:rFonts w:ascii="Times New Roman" w:hAnsi="Times New Roman"/>
+          <w:b w:val="0"/>
+          <w:sz w:val="24"/>
+        </w:rPr>
+        <w:t>{% if show_buyer_details %}Рас/счет №: {{ buyer_company.account_number }}{% endif %}</w:t>
+      </w:r>
+    </w:p>
+    <w:p>
+      <w:pPr>
+        <w:keepNext/>
+        <w:keepLines/>
+        <w:tabs>
+          <w:tab w:pos="5102" w:val="left"/>
+        </w:tabs>
+        <w:spacing w:line="360" w:lineRule="auto"/>
+        <w:ind w:firstLine="0"/>
+      </w:pPr>
+      <w:r>
+        <w:rPr>
+          <w:rFonts w:ascii="Times New Roman" w:hAnsi="Times New Roman" w:cs="Times New Roman" w:eastAsia="Times New Roman"/>
+          <w:rFonts w:ascii="Times New Roman" w:hAnsi="Times New Roman"/>
+          <w:b w:val="0"/>
+          <w:sz w:val="24"/>
+        </w:rPr>
+        <w:t>{% if show_supplier_details %}Корр/счет: {{ seller_company.correspondent_bank_account }} Банк: {{ seller_company.bank_name }}{% endif %}</w:t>
+      </w:r>
+      <w:r>
+        <w:tab/>
+      </w:r>
+      <w:r>
+        <w:rPr>
+          <w:rFonts w:ascii="Times New Roman" w:hAnsi="Times New Roman" w:cs="Times New Roman" w:eastAsia="Times New Roman"/>
+          <w:rFonts w:ascii="Times New Roman" w:hAnsi="Times New Roman"/>
+          <w:b w:val="0"/>
+          <w:sz w:val="24"/>
+        </w:rPr>
+        <w:t>{% if show_buyer_details %}Корр/счет: {{ buyer_company.correspondent_bank_account }} Банк: {{ buyer_company.bank_name }}{% endif %}</w:t>
+      </w:r>
+    </w:p>
+    <w:p>
+      <w:pPr>
+        <w:keepNext w:val="0"/>
+        <w:keepLines/>
+        <w:tabs>
+          <w:tab w:pos="5102" w:val="left"/>
+        </w:tabs>
+        <w:spacing w:line="360" w:lineRule="auto"/>
+        <w:ind w:firstLine="0"/>
+      </w:pPr>
+      <w:r>
+        <w:rPr>
+          <w:rFonts w:ascii="Times New Roman" w:hAnsi="Times New Roman" w:cs="Times New Roman" w:eastAsia="Times New Roman"/>
+          <w:rFonts w:ascii="Times New Roman" w:hAnsi="Times New Roman"/>
+          <w:b w:val="0"/>
+          <w:sz w:val="24"/>
+        </w:rPr>
+        <w:t>{% if show_supplier_details %}БИК: {{ seller_company.bic }}{% endif %}</w:t>
+      </w:r>
+      <w:r>
+        <w:tab/>
+      </w:r>
+      <w:r>
+        <w:rPr>
+          <w:rFonts w:ascii="Times New Roman" w:hAnsi="Times New Roman" w:cs="Times New Roman" w:eastAsia="Times New Roman"/>
+          <w:rFonts w:ascii="Times New Roman" w:hAnsi="Times New Roman"/>
+          <w:b w:val="0"/>
+          <w:sz w:val="24"/>
+        </w:rPr>
+        <w:t>{% if show_buyer_details %}БИК: {{ buyer_company.bic }}{% endif %}</w:t>
+      </w:r>
+    </w:p>
+    <w:p/>
+    <w:p>
+      <w:r>
+        <w:rPr>
+          <w:rFonts w:ascii="Times New Roman" w:hAnsi="Times New Roman" w:cs="Times New Roman" w:eastAsia="Times New Roman"/>
+          <w:rFonts w:ascii="Times New Roman" w:hAnsi="Times New Roman"/>
+          <w:b w:val="0"/>
+          <w:sz w:val="24"/>
+        </w:rPr>
+        <w:t>{%p for o in bill.officials %}</w:t>
+      </w:r>
+    </w:p>
+    <w:p>
+      <w:r>
+        <w:rPr>
+          <w:rFonts w:ascii="Times New Roman" w:hAnsi="Times New Roman" w:cs="Times New Roman" w:eastAsia="Times New Roman"/>
+          <w:rFonts w:ascii="Times New Roman" w:hAnsi="Times New Roman"/>
+          <w:b w:val="0"/>
+          <w:sz w:val="24"/>
+        </w:rPr>
+        <w:t>{{ o.position }} _______________ /{{ o.full_name }}/</w:t>
+      </w:r>
+    </w:p>
+    <w:p>
+      <w:r>
+        <w:rPr>
+          <w:rFonts w:ascii="Times New Roman" w:hAnsi="Times New Roman" w:cs="Times New Roman" w:eastAsia="Times New Roman"/>
+          <w:rFonts w:ascii="Times New Roman" w:hAnsi="Times New Roman"/>
+          <w:b w:val="0"/>
+          <w:sz w:val="24"/>
+        </w:rPr>
+        <w:t>{%p endfor %}</w:t>
+      </w:r>
+    </w:p>
+    <w:p>
+      <w:r>
+        <w:rPr>
+          <w:rFonts w:ascii="Times New Roman" w:hAnsi="Times New Roman" w:cs="Times New Roman" w:eastAsia="Times New Roman"/>
+          <w:rFonts w:ascii="Times New Roman" w:hAnsi="Times New Roman"/>
+          <w:b w:val="0"/>
+          <w:sz w:val="24"/>
+        </w:rPr>
+        <w:t>_______________ /(должность, подпись, ФИО)/</w:t>
       </w:r>
     </w:p>
     <w:sectPr>

--- a/backend/app/templates/docx/bill_contract.docx
+++ b/backend/app/templates/docx/bill_contract.docx
@@ -32,7 +32,7 @@
                 <w:b w:val="0"/>
                 <w:sz w:val="24"/>
               </w:rPr>
-              <w:t>{{ seller_company.bank_name }}</w:t>
+              <w:t>{{ seller_company.bank_name or '' }}</w:t>
             </w:r>
           </w:p>
         </w:tc>
@@ -72,7 +72,7 @@
                 <w:b w:val="0"/>
                 <w:sz w:val="24"/>
               </w:rPr>
-              <w:t>{{ seller_company.bic }}</w:t>
+              <w:t>{{ seller_company.bic or '' }}</w:t>
             </w:r>
           </w:p>
         </w:tc>
@@ -135,7 +135,7 @@
                 <w:b w:val="0"/>
                 <w:sz w:val="24"/>
               </w:rPr>
-              <w:t>{{ seller_company.correspondent_bank_account }}</w:t>
+              <w:t>{{ seller_company.correspondent_bank_account or '' }}</w:t>
             </w:r>
           </w:p>
         </w:tc>
@@ -157,7 +157,7 @@
                 <w:b w:val="0"/>
                 <w:sz w:val="24"/>
               </w:rPr>
-              <w:t>ИНН {{ seller_company.inn }}</w:t>
+              <w:t>ИНН {{ seller_company.inn or '' }}</w:t>
             </w:r>
           </w:p>
         </w:tc>
@@ -177,7 +177,7 @@
                 <w:b w:val="0"/>
                 <w:sz w:val="24"/>
               </w:rPr>
-              <w:t>КПП {{ seller_company.kpp }}</w:t>
+              <w:t>КПП {{ seller_company.kpp or '' }}</w:t>
             </w:r>
           </w:p>
         </w:tc>
@@ -217,7 +217,7 @@
                 <w:b w:val="0"/>
                 <w:sz w:val="24"/>
               </w:rPr>
-              <w:t>{{ seller_company.account_number }}</w:t>
+              <w:t>{{ seller_company.account_number or '' }}</w:t>
             </w:r>
           </w:p>
         </w:tc>
@@ -240,7 +240,7 @@
                 <w:b w:val="0"/>
                 <w:sz w:val="24"/>
               </w:rPr>
-              <w:t>{{ seller_company.company_type }} {{ seller_company.company_name }}</w:t>
+              <w:t>{{ seller_company.company_type or '' }} {{ seller_company.company_name or '' }}</w:t>
               <w:br/>
               <w:t>Получатель</w:t>
             </w:r>
@@ -829,7 +829,7 @@
           <w:b w:val="0"/>
           <w:sz w:val="24"/>
         </w:rPr>
-        <w:t>{% if show_supplier_details %}{{ seller_company.company_name }}{% endif %}</w:t>
+        <w:t>{% if show_supplier_details %}{{ seller_company.company_name or '' }}{% endif %}</w:t>
       </w:r>
       <w:r>
         <w:tab/>
@@ -841,7 +841,7 @@
           <w:b w:val="0"/>
           <w:sz w:val="24"/>
         </w:rPr>
-        <w:t>{% if show_buyer_details %}{{ buyer_company.company_name }}{% endif %}</w:t>
+        <w:t>{% if show_buyer_details %}{{ buyer_company.company_name or '' }}{% endif %}</w:t>
       </w:r>
     </w:p>
     <w:p>
@@ -861,7 +861,7 @@
           <w:b w:val="0"/>
           <w:sz w:val="24"/>
         </w:rPr>
-        <w:t>{% if show_supplier_details %}{{ seller_company.index }} {{ seller_company.legal_address }}{% endif %}</w:t>
+        <w:t>{% if show_supplier_details %}{{ seller_company.index or '' }} {{ seller_company.legal_address or '' }}{% endif %}</w:t>
       </w:r>
       <w:r>
         <w:tab/>
@@ -873,7 +873,7 @@
           <w:b w:val="0"/>
           <w:sz w:val="24"/>
         </w:rPr>
-        <w:t>{% if show_buyer_details %}{{ buyer_company.index }} {{ buyer_company.legal_address }}{% endif %}</w:t>
+        <w:t>{% if show_buyer_details %}{{ buyer_company.index or '' }} {{ buyer_company.legal_address or '' }}{% endif %}</w:t>
       </w:r>
     </w:p>
     <w:p>
@@ -893,7 +893,7 @@
           <w:b w:val="0"/>
           <w:sz w:val="24"/>
         </w:rPr>
-        <w:t>{% if show_supplier_details %}ИНН: {{ seller_company.inn }} КПП: {{ seller_company.kpp }}{% endif %}</w:t>
+        <w:t>{% if show_supplier_details %}ИНН: {{ seller_company.inn or '' }} КПП: {{ seller_company.kpp or '' }}{% endif %}</w:t>
       </w:r>
       <w:r>
         <w:tab/>
@@ -905,7 +905,7 @@
           <w:b w:val="0"/>
           <w:sz w:val="24"/>
         </w:rPr>
-        <w:t>{% if show_buyer_details %}ИНН: {{ buyer_company.inn }} КПП: {{ buyer_company.kpp }}{% endif %}</w:t>
+        <w:t>{% if show_buyer_details %}ИНН: {{ buyer_company.inn or '' }} КПП: {{ buyer_company.kpp or '' }}{% endif %}</w:t>
       </w:r>
     </w:p>
     <w:p>
@@ -925,7 +925,7 @@
           <w:b w:val="0"/>
           <w:sz w:val="24"/>
         </w:rPr>
-        <w:t>{% if show_supplier_details %}Рас/счет №: {{ seller_company.account_number }}{% endif %}</w:t>
+        <w:t>{% if show_supplier_details %}Рас/счет №: {{ seller_company.account_number or '' }}{% endif %}</w:t>
       </w:r>
       <w:r>
         <w:tab/>
@@ -937,7 +937,7 @@
           <w:b w:val="0"/>
           <w:sz w:val="24"/>
         </w:rPr>
-        <w:t>{% if show_buyer_details %}Рас/счет №: {{ buyer_company.account_number }}{% endif %}</w:t>
+        <w:t>{% if show_buyer_details %}Рас/счет №: {{ buyer_company.account_number or '' }}{% endif %}</w:t>
       </w:r>
     </w:p>
     <w:p>
@@ -957,7 +957,7 @@
           <w:b w:val="0"/>
           <w:sz w:val="24"/>
         </w:rPr>
-        <w:t>{% if show_supplier_details %}Корр/счет: {{ seller_company.correspondent_bank_account }} Банк: {{ seller_company.bank_name }}{% endif %}</w:t>
+        <w:t>{% if show_supplier_details %}Корр/счет: {{ seller_company.correspondent_bank_account or '' }}{% endif %}</w:t>
       </w:r>
       <w:r>
         <w:tab/>
@@ -969,7 +969,39 @@
           <w:b w:val="0"/>
           <w:sz w:val="24"/>
         </w:rPr>
-        <w:t>{% if show_buyer_details %}Корр/счет: {{ buyer_company.correspondent_bank_account }} Банк: {{ buyer_company.bank_name }}{% endif %}</w:t>
+        <w:t>{% if show_buyer_details %}Корр/счет: {{ buyer_company.correspondent_bank_account or '' }}{% endif %}</w:t>
+      </w:r>
+    </w:p>
+    <w:p>
+      <w:pPr>
+        <w:keepNext/>
+        <w:keepLines/>
+        <w:tabs>
+          <w:tab w:pos="5102" w:val="left"/>
+        </w:tabs>
+        <w:spacing w:line="360" w:lineRule="auto"/>
+        <w:ind w:firstLine="0"/>
+      </w:pPr>
+      <w:r>
+        <w:rPr>
+          <w:rFonts w:ascii="Times New Roman" w:hAnsi="Times New Roman" w:cs="Times New Roman" w:eastAsia="Times New Roman"/>
+          <w:rFonts w:ascii="Times New Roman" w:hAnsi="Times New Roman"/>
+          <w:b w:val="0"/>
+          <w:sz w:val="24"/>
+        </w:rPr>
+        <w:t>{% if show_supplier_details %}Банк: {{ seller_company.bank_name or '' }}{% endif %}</w:t>
+      </w:r>
+      <w:r>
+        <w:tab/>
+      </w:r>
+      <w:r>
+        <w:rPr>
+          <w:rFonts w:ascii="Times New Roman" w:hAnsi="Times New Roman" w:cs="Times New Roman" w:eastAsia="Times New Roman"/>
+          <w:rFonts w:ascii="Times New Roman" w:hAnsi="Times New Roman"/>
+          <w:b w:val="0"/>
+          <w:sz w:val="24"/>
+        </w:rPr>
+        <w:t>{% if show_buyer_details %}Банк: {{ buyer_company.bank_name or '' }}{% endif %}</w:t>
       </w:r>
     </w:p>
     <w:p>
@@ -989,7 +1021,7 @@
           <w:b w:val="0"/>
           <w:sz w:val="24"/>
         </w:rPr>
-        <w:t>{% if show_supplier_details %}БИК: {{ seller_company.bic }}{% endif %}</w:t>
+        <w:t>{% if show_supplier_details %}БИК: {{ seller_company.bic or '' }}{% endif %}</w:t>
       </w:r>
       <w:r>
         <w:tab/>
@@ -1001,7 +1033,7 @@
           <w:b w:val="0"/>
           <w:sz w:val="24"/>
         </w:rPr>
-        <w:t>{% if show_buyer_details %}БИК: {{ buyer_company.bic }}{% endif %}</w:t>
+        <w:t>{% if show_buyer_details %}БИК: {{ buyer_company.bic or '' }}{% endif %}</w:t>
       </w:r>
     </w:p>
     <w:p/>
@@ -1024,7 +1056,7 @@
           <w:b w:val="0"/>
           <w:sz w:val="24"/>
         </w:rPr>
-        <w:t>{{ o.position }} _______________ /{{ o.full_name }}/</w:t>
+        <w:t>{{ o.position or '' }} _______________ /{{ o.full_name or '' }}/</w:t>
       </w:r>
     </w:p>
     <w:p>
